--- a/workflows/community-activity-sop-flow/out/本周社群活动SOP.docx
+++ b/workflows/community-activity-sop-flow/out/本周社群活动SOP.docx
@@ -16,7 +16,7 @@
           <w:color w:val="707070"/>
           <w:sz w:val="20"/>
         </w:rPr>
-        <w:t>生成时间 2026-09-30 17:14:32 · AI 生成内容</w:t>
+        <w:t>生成时间 2026-10-03 09:18:04 · AI 生成内容</w:t>
       </w:r>
     </w:p>
     <w:p>

--- a/workflows/community-activity-sop-flow/out/本周社群活动SOP.docx
+++ b/workflows/community-activity-sop-flow/out/本周社群活动SOP.docx
@@ -16,7 +16,7 @@
           <w:color w:val="707070"/>
           <w:sz w:val="20"/>
         </w:rPr>
-        <w:t>生成时间 2026-10-03 09:18:04 · AI 生成内容</w:t>
+        <w:t>生成时间 2026-10-03 21:03:00 · AI 生成内容</w:t>
       </w:r>
     </w:p>
     <w:p>

--- a/workflows/community-activity-sop-flow/out/本周社群活动SOP.docx
+++ b/workflows/community-activity-sop-flow/out/本周社群活动SOP.docx
@@ -16,7 +16,7 @@
           <w:color w:val="707070"/>
           <w:sz w:val="20"/>
         </w:rPr>
-        <w:t>生成时间 2026-10-03 21:03:00 · AI 生成内容</w:t>
+        <w:t>生成时间 2026-10-04 10:02:31 · AI 生成内容</w:t>
       </w:r>
     </w:p>
     <w:p>
